--- a/fuentes/62360024_CF01_AD.docx
+++ b/fuentes/62360024_CF01_AD.docx
@@ -1,6 +1,6 @@
 
 <file path=word/document.xml><?xml version="1.0" encoding="utf-8"?>
-<w:document xmlns:wpc="http://schemas.microsoft.com/office/word/2010/wordprocessingCanvas" xmlns:cx="http://schemas.microsoft.com/office/drawing/2014/chartex" xmlns:cx1="http://schemas.microsoft.com/office/drawing/2015/9/8/chartex" xmlns:cx2="http://schemas.microsoft.com/office/drawing/2015/10/21/chartex" xmlns:cx3="http://schemas.microsoft.com/office/drawing/2016/5/9/chartex" xmlns:cx4="http://schemas.microsoft.com/office/drawing/2016/5/10/chartex" xmlns:cx5="http://schemas.microsoft.com/office/drawing/2016/5/11/chartex" xmlns:cx6="http://schemas.microsoft.com/office/drawing/2016/5/12/chartex" xmlns:cx7="http://schemas.microsoft.com/office/drawing/2016/5/13/chartex" xmlns:cx8="http://schemas.microsoft.com/office/drawing/2016/5/14/chartex" xmlns:mc="http://schemas.openxmlformats.org/markup-compatibility/2006" xmlns:aink="http://schemas.microsoft.com/office/drawing/2016/ink" xmlns:am3d="http://schemas.microsoft.com/office/drawing/2017/model3d" xmlns:o="urn:schemas-microsoft-com:office:office" xmlns:oel="http://schemas.microsoft.com/office/2019/extlst" xmlns:r="http://schemas.openxmlformats.org/officeDocument/2006/relationships" xmlns:m="http://schemas.openxmlformats.org/officeDocument/2006/math" xmlns:v="urn:schemas-microsoft-com:vml" xmlns:wp14="http://schemas.microsoft.com/office/word/2010/wordprocessingDrawing" xmlns:wp="http://schemas.openxmlformats.org/drawingml/2006/wordprocessingDrawing" xmlns:w10="urn:schemas-microsoft-com:office:word" xmlns:w="http://schemas.openxmlformats.org/wordprocessingml/2006/main" xmlns:w14="http://schemas.microsoft.com/office/word/2010/wordml" xmlns:w15="http://schemas.microsoft.com/office/word/2012/wordml" xmlns:w16cex="http://schemas.microsoft.com/office/word/2018/wordml/cex" xmlns:w16cid="http://schemas.microsoft.com/office/word/2016/wordml/cid" xmlns:w16="http://schemas.microsoft.com/office/word/2018/wordml" xmlns:w16du="http://schemas.microsoft.com/office/word/2023/wordml/word16du" xmlns:w16sdtdh="http://schemas.microsoft.com/office/word/2020/wordml/sdtdatahash" xmlns:w16sdtfl="http://schemas.microsoft.com/office/word/2024/wordml/sdtformatlock" xmlns:w16se="http://schemas.microsoft.com/office/word/2015/wordml/symex" xmlns:wpg="http://schemas.microsoft.com/office/word/2010/wordprocessingGroup" xmlns:wpi="http://schemas.microsoft.com/office/word/2010/wordprocessingInk" xmlns:wne="http://schemas.microsoft.com/office/word/2006/wordml" xmlns:wps="http://schemas.microsoft.com/office/word/2010/wordprocessingShape" mc:Ignorable="w14 w15 w16se w16cid w16 w16cex w16sdtdh w16sdtfl w16du wp14">
+<w:document xmlns:wpc="http://schemas.microsoft.com/office/word/2010/wordprocessingCanvas" xmlns:cx="http://schemas.microsoft.com/office/drawing/2014/chartex" xmlns:cx1="http://schemas.microsoft.com/office/drawing/2015/9/8/chartex" xmlns:cx2="http://schemas.microsoft.com/office/drawing/2015/10/21/chartex" xmlns:cx3="http://schemas.microsoft.com/office/drawing/2016/5/9/chartex" xmlns:cx4="http://schemas.microsoft.com/office/drawing/2016/5/10/chartex" xmlns:cx5="http://schemas.microsoft.com/office/drawing/2016/5/11/chartex" xmlns:cx6="http://schemas.microsoft.com/office/drawing/2016/5/12/chartex" xmlns:cx7="http://schemas.microsoft.com/office/drawing/2016/5/13/chartex" xmlns:cx8="http://schemas.microsoft.com/office/drawing/2016/5/14/chartex" xmlns:mc="http://schemas.openxmlformats.org/markup-compatibility/2006" xmlns:aink="http://schemas.microsoft.com/office/drawing/2016/ink" xmlns:am3d="http://schemas.microsoft.com/office/drawing/2017/model3d" xmlns:o="urn:schemas-microsoft-com:office:office" xmlns:r="http://schemas.openxmlformats.org/officeDocument/2006/relationships" xmlns:m="http://schemas.openxmlformats.org/officeDocument/2006/math" xmlns:v="urn:schemas-microsoft-com:vml" xmlns:wp14="http://schemas.microsoft.com/office/word/2010/wordprocessingDrawing" xmlns:wp="http://schemas.openxmlformats.org/drawingml/2006/wordprocessingDrawing" xmlns:w10="urn:schemas-microsoft-com:office:word" xmlns:w="http://schemas.openxmlformats.org/wordprocessingml/2006/main" xmlns:w14="http://schemas.microsoft.com/office/word/2010/wordml" xmlns:w15="http://schemas.microsoft.com/office/word/2012/wordml" xmlns:w16cex="http://schemas.microsoft.com/office/word/2018/wordml/cex" xmlns:w16cid="http://schemas.microsoft.com/office/word/2016/wordml/cid" xmlns:w16="http://schemas.microsoft.com/office/word/2018/wordml" xmlns:w16sdtdh="http://schemas.microsoft.com/office/word/2020/wordml/sdtdatahash" xmlns:w16se="http://schemas.microsoft.com/office/word/2015/wordml/symex" xmlns:wpg="http://schemas.microsoft.com/office/word/2010/wordprocessingGroup" xmlns:wpi="http://schemas.microsoft.com/office/word/2010/wordprocessingInk" xmlns:wne="http://schemas.microsoft.com/office/word/2006/wordml" xmlns:wps="http://schemas.microsoft.com/office/word/2010/wordprocessingShape" mc:Ignorable="w14 w15 w16se w16cid w16 w16cex w16sdtdh wp14">
   <w:body>
     <w:p>
       <w:pPr>
@@ -1381,7 +1381,7 @@
                 <w:bCs/>
                 <w:color w:val="000000" w:themeColor="text1"/>
               </w:rPr>
-              <w:t>X</w:t>
+              <w:t>x</w:t>
             </w:r>
           </w:p>
         </w:tc>
@@ -7664,11 +7664,19 @@
                 <w:szCs w:val="20"/>
               </w:rPr>
             </w:pPr>
-            <w:r>
-              <w:rPr>
-                <w:color w:val="000000" w:themeColor="text1"/>
-              </w:rPr>
-              <w:t xml:space="preserve">TikTok </w:t>
+            <w:proofErr w:type="spellStart"/>
+            <w:r>
+              <w:rPr>
+                <w:color w:val="000000" w:themeColor="text1"/>
+              </w:rPr>
+              <w:t>TikTok</w:t>
+            </w:r>
+            <w:proofErr w:type="spellEnd"/>
+            <w:r>
+              <w:rPr>
+                <w:color w:val="000000" w:themeColor="text1"/>
+              </w:rPr>
+              <w:t xml:space="preserve"> </w:t>
             </w:r>
             <w:proofErr w:type="spellStart"/>
             <w:r>
@@ -11081,7 +11089,7 @@
 </file>
 
 <file path=word/endnotes.xml><?xml version="1.0" encoding="utf-8"?>
-<w:endnotes xmlns:wpc="http://schemas.microsoft.com/office/word/2010/wordprocessingCanvas" xmlns:cx="http://schemas.microsoft.com/office/drawing/2014/chartex" xmlns:cx1="http://schemas.microsoft.com/office/drawing/2015/9/8/chartex" xmlns:cx2="http://schemas.microsoft.com/office/drawing/2015/10/21/chartex" xmlns:cx3="http://schemas.microsoft.com/office/drawing/2016/5/9/chartex" xmlns:cx4="http://schemas.microsoft.com/office/drawing/2016/5/10/chartex" xmlns:cx5="http://schemas.microsoft.com/office/drawing/2016/5/11/chartex" xmlns:cx6="http://schemas.microsoft.com/office/drawing/2016/5/12/chartex" xmlns:cx7="http://schemas.microsoft.com/office/drawing/2016/5/13/chartex" xmlns:cx8="http://schemas.microsoft.com/office/drawing/2016/5/14/chartex" xmlns:mc="http://schemas.openxmlformats.org/markup-compatibility/2006" xmlns:aink="http://schemas.microsoft.com/office/drawing/2016/ink" xmlns:am3d="http://schemas.microsoft.com/office/drawing/2017/model3d" xmlns:o="urn:schemas-microsoft-com:office:office" xmlns:oel="http://schemas.microsoft.com/office/2019/extlst" xmlns:r="http://schemas.openxmlformats.org/officeDocument/2006/relationships" xmlns:m="http://schemas.openxmlformats.org/officeDocument/2006/math" xmlns:v="urn:schemas-microsoft-com:vml" xmlns:wp14="http://schemas.microsoft.com/office/word/2010/wordprocessingDrawing" xmlns:wp="http://schemas.openxmlformats.org/drawingml/2006/wordprocessingDrawing" xmlns:w10="urn:schemas-microsoft-com:office:word" xmlns:w="http://schemas.openxmlformats.org/wordprocessingml/2006/main" xmlns:w14="http://schemas.microsoft.com/office/word/2010/wordml" xmlns:w15="http://schemas.microsoft.com/office/word/2012/wordml" xmlns:w16cex="http://schemas.microsoft.com/office/word/2018/wordml/cex" xmlns:w16cid="http://schemas.microsoft.com/office/word/2016/wordml/cid" xmlns:w16="http://schemas.microsoft.com/office/word/2018/wordml" xmlns:w16du="http://schemas.microsoft.com/office/word/2023/wordml/word16du" xmlns:w16sdtdh="http://schemas.microsoft.com/office/word/2020/wordml/sdtdatahash" xmlns:w16sdtfl="http://schemas.microsoft.com/office/word/2024/wordml/sdtformatlock" xmlns:w16se="http://schemas.microsoft.com/office/word/2015/wordml/symex" xmlns:wpg="http://schemas.microsoft.com/office/word/2010/wordprocessingGroup" xmlns:wpi="http://schemas.microsoft.com/office/word/2010/wordprocessingInk" xmlns:wne="http://schemas.microsoft.com/office/word/2006/wordml" xmlns:wps="http://schemas.microsoft.com/office/word/2010/wordprocessingShape" mc:Ignorable="w14 w15 w16se w16cid w16 w16cex w16sdtdh w16sdtfl w16du wp14">
+<w:endnotes xmlns:wpc="http://schemas.microsoft.com/office/word/2010/wordprocessingCanvas" xmlns:cx="http://schemas.microsoft.com/office/drawing/2014/chartex" xmlns:cx1="http://schemas.microsoft.com/office/drawing/2015/9/8/chartex" xmlns:cx2="http://schemas.microsoft.com/office/drawing/2015/10/21/chartex" xmlns:cx3="http://schemas.microsoft.com/office/drawing/2016/5/9/chartex" xmlns:cx4="http://schemas.microsoft.com/office/drawing/2016/5/10/chartex" xmlns:cx5="http://schemas.microsoft.com/office/drawing/2016/5/11/chartex" xmlns:cx6="http://schemas.microsoft.com/office/drawing/2016/5/12/chartex" xmlns:cx7="http://schemas.microsoft.com/office/drawing/2016/5/13/chartex" xmlns:cx8="http://schemas.microsoft.com/office/drawing/2016/5/14/chartex" xmlns:mc="http://schemas.openxmlformats.org/markup-compatibility/2006" xmlns:aink="http://schemas.microsoft.com/office/drawing/2016/ink" xmlns:am3d="http://schemas.microsoft.com/office/drawing/2017/model3d" xmlns:o="urn:schemas-microsoft-com:office:office" xmlns:r="http://schemas.openxmlformats.org/officeDocument/2006/relationships" xmlns:m="http://schemas.openxmlformats.org/officeDocument/2006/math" xmlns:v="urn:schemas-microsoft-com:vml" xmlns:wp14="http://schemas.microsoft.com/office/word/2010/wordprocessingDrawing" xmlns:wp="http://schemas.openxmlformats.org/drawingml/2006/wordprocessingDrawing" xmlns:w10="urn:schemas-microsoft-com:office:word" xmlns:w="http://schemas.openxmlformats.org/wordprocessingml/2006/main" xmlns:w14="http://schemas.microsoft.com/office/word/2010/wordml" xmlns:w15="http://schemas.microsoft.com/office/word/2012/wordml" xmlns:w16cex="http://schemas.microsoft.com/office/word/2018/wordml/cex" xmlns:w16cid="http://schemas.microsoft.com/office/word/2016/wordml/cid" xmlns:w16="http://schemas.microsoft.com/office/word/2018/wordml" xmlns:w16sdtdh="http://schemas.microsoft.com/office/word/2020/wordml/sdtdatahash" xmlns:w16se="http://schemas.microsoft.com/office/word/2015/wordml/symex" xmlns:wpg="http://schemas.microsoft.com/office/word/2010/wordprocessingGroup" xmlns:wpi="http://schemas.microsoft.com/office/word/2010/wordprocessingInk" xmlns:wne="http://schemas.microsoft.com/office/word/2006/wordml" xmlns:wps="http://schemas.microsoft.com/office/word/2010/wordprocessingShape" mc:Ignorable="w14 w15 w16se w16cid w16 w16cex w16sdtdh wp14">
   <w:endnote w:type="separator" w:id="-1">
     <w:p>
       <w:pPr>
@@ -11106,7 +11114,7 @@
 </file>
 
 <file path=word/footnotes.xml><?xml version="1.0" encoding="utf-8"?>
-<w:footnotes xmlns:wpc="http://schemas.microsoft.com/office/word/2010/wordprocessingCanvas" xmlns:cx="http://schemas.microsoft.com/office/drawing/2014/chartex" xmlns:cx1="http://schemas.microsoft.com/office/drawing/2015/9/8/chartex" xmlns:cx2="http://schemas.microsoft.com/office/drawing/2015/10/21/chartex" xmlns:cx3="http://schemas.microsoft.com/office/drawing/2016/5/9/chartex" xmlns:cx4="http://schemas.microsoft.com/office/drawing/2016/5/10/chartex" xmlns:cx5="http://schemas.microsoft.com/office/drawing/2016/5/11/chartex" xmlns:cx6="http://schemas.microsoft.com/office/drawing/2016/5/12/chartex" xmlns:cx7="http://schemas.microsoft.com/office/drawing/2016/5/13/chartex" xmlns:cx8="http://schemas.microsoft.com/office/drawing/2016/5/14/chartex" xmlns:mc="http://schemas.openxmlformats.org/markup-compatibility/2006" xmlns:aink="http://schemas.microsoft.com/office/drawing/2016/ink" xmlns:am3d="http://schemas.microsoft.com/office/drawing/2017/model3d" xmlns:o="urn:schemas-microsoft-com:office:office" xmlns:oel="http://schemas.microsoft.com/office/2019/extlst" xmlns:r="http://schemas.openxmlformats.org/officeDocument/2006/relationships" xmlns:m="http://schemas.openxmlformats.org/officeDocument/2006/math" xmlns:v="urn:schemas-microsoft-com:vml" xmlns:wp14="http://schemas.microsoft.com/office/word/2010/wordprocessingDrawing" xmlns:wp="http://schemas.openxmlformats.org/drawingml/2006/wordprocessingDrawing" xmlns:w10="urn:schemas-microsoft-com:office:word" xmlns:w="http://schemas.openxmlformats.org/wordprocessingml/2006/main" xmlns:w14="http://schemas.microsoft.com/office/word/2010/wordml" xmlns:w15="http://schemas.microsoft.com/office/word/2012/wordml" xmlns:w16cex="http://schemas.microsoft.com/office/word/2018/wordml/cex" xmlns:w16cid="http://schemas.microsoft.com/office/word/2016/wordml/cid" xmlns:w16="http://schemas.microsoft.com/office/word/2018/wordml" xmlns:w16du="http://schemas.microsoft.com/office/word/2023/wordml/word16du" xmlns:w16sdtdh="http://schemas.microsoft.com/office/word/2020/wordml/sdtdatahash" xmlns:w16sdtfl="http://schemas.microsoft.com/office/word/2024/wordml/sdtformatlock" xmlns:w16se="http://schemas.microsoft.com/office/word/2015/wordml/symex" xmlns:wpg="http://schemas.microsoft.com/office/word/2010/wordprocessingGroup" xmlns:wpi="http://schemas.microsoft.com/office/word/2010/wordprocessingInk" xmlns:wne="http://schemas.microsoft.com/office/word/2006/wordml" xmlns:wps="http://schemas.microsoft.com/office/word/2010/wordprocessingShape" mc:Ignorable="w14 w15 w16se w16cid w16 w16cex w16sdtdh w16sdtfl w16du wp14">
+<w:footnotes xmlns:wpc="http://schemas.microsoft.com/office/word/2010/wordprocessingCanvas" xmlns:cx="http://schemas.microsoft.com/office/drawing/2014/chartex" xmlns:cx1="http://schemas.microsoft.com/office/drawing/2015/9/8/chartex" xmlns:cx2="http://schemas.microsoft.com/office/drawing/2015/10/21/chartex" xmlns:cx3="http://schemas.microsoft.com/office/drawing/2016/5/9/chartex" xmlns:cx4="http://schemas.microsoft.com/office/drawing/2016/5/10/chartex" xmlns:cx5="http://schemas.microsoft.com/office/drawing/2016/5/11/chartex" xmlns:cx6="http://schemas.microsoft.com/office/drawing/2016/5/12/chartex" xmlns:cx7="http://schemas.microsoft.com/office/drawing/2016/5/13/chartex" xmlns:cx8="http://schemas.microsoft.com/office/drawing/2016/5/14/chartex" xmlns:mc="http://schemas.openxmlformats.org/markup-compatibility/2006" xmlns:aink="http://schemas.microsoft.com/office/drawing/2016/ink" xmlns:am3d="http://schemas.microsoft.com/office/drawing/2017/model3d" xmlns:o="urn:schemas-microsoft-com:office:office" xmlns:r="http://schemas.openxmlformats.org/officeDocument/2006/relationships" xmlns:m="http://schemas.openxmlformats.org/officeDocument/2006/math" xmlns:v="urn:schemas-microsoft-com:vml" xmlns:wp14="http://schemas.microsoft.com/office/word/2010/wordprocessingDrawing" xmlns:wp="http://schemas.openxmlformats.org/drawingml/2006/wordprocessingDrawing" xmlns:w10="urn:schemas-microsoft-com:office:word" xmlns:w="http://schemas.openxmlformats.org/wordprocessingml/2006/main" xmlns:w14="http://schemas.microsoft.com/office/word/2010/wordml" xmlns:w15="http://schemas.microsoft.com/office/word/2012/wordml" xmlns:w16cex="http://schemas.microsoft.com/office/word/2018/wordml/cex" xmlns:w16cid="http://schemas.microsoft.com/office/word/2016/wordml/cid" xmlns:w16="http://schemas.microsoft.com/office/word/2018/wordml" xmlns:w16sdtdh="http://schemas.microsoft.com/office/word/2020/wordml/sdtdatahash" xmlns:w16se="http://schemas.microsoft.com/office/word/2015/wordml/symex" xmlns:wpg="http://schemas.microsoft.com/office/word/2010/wordprocessingGroup" xmlns:wpi="http://schemas.microsoft.com/office/word/2010/wordprocessingInk" xmlns:wne="http://schemas.microsoft.com/office/word/2006/wordml" xmlns:wps="http://schemas.microsoft.com/office/word/2010/wordprocessingShape" mc:Ignorable="w14 w15 w16se w16cid w16 w16cex w16sdtdh wp14">
   <w:footnote w:type="separator" w:id="-1">
     <w:p>
       <w:pPr>
@@ -11131,7 +11139,7 @@
 </file>
 
 <file path=word/header1.xml><?xml version="1.0" encoding="utf-8"?>
-<w:hdr xmlns:wpc="http://schemas.microsoft.com/office/word/2010/wordprocessingCanvas" xmlns:cx="http://schemas.microsoft.com/office/drawing/2014/chartex" xmlns:cx1="http://schemas.microsoft.com/office/drawing/2015/9/8/chartex" xmlns:cx2="http://schemas.microsoft.com/office/drawing/2015/10/21/chartex" xmlns:cx3="http://schemas.microsoft.com/office/drawing/2016/5/9/chartex" xmlns:cx4="http://schemas.microsoft.com/office/drawing/2016/5/10/chartex" xmlns:cx5="http://schemas.microsoft.com/office/drawing/2016/5/11/chartex" xmlns:cx6="http://schemas.microsoft.com/office/drawing/2016/5/12/chartex" xmlns:cx7="http://schemas.microsoft.com/office/drawing/2016/5/13/chartex" xmlns:cx8="http://schemas.microsoft.com/office/drawing/2016/5/14/chartex" xmlns:mc="http://schemas.openxmlformats.org/markup-compatibility/2006" xmlns:aink="http://schemas.microsoft.com/office/drawing/2016/ink" xmlns:am3d="http://schemas.microsoft.com/office/drawing/2017/model3d" xmlns:o="urn:schemas-microsoft-com:office:office" xmlns:oel="http://schemas.microsoft.com/office/2019/extlst" xmlns:r="http://schemas.openxmlformats.org/officeDocument/2006/relationships" xmlns:m="http://schemas.openxmlformats.org/officeDocument/2006/math" xmlns:v="urn:schemas-microsoft-com:vml" xmlns:wp14="http://schemas.microsoft.com/office/word/2010/wordprocessingDrawing" xmlns:wp="http://schemas.openxmlformats.org/drawingml/2006/wordprocessingDrawing" xmlns:w10="urn:schemas-microsoft-com:office:word" xmlns:w="http://schemas.openxmlformats.org/wordprocessingml/2006/main" xmlns:w14="http://schemas.microsoft.com/office/word/2010/wordml" xmlns:w15="http://schemas.microsoft.com/office/word/2012/wordml" xmlns:w16cex="http://schemas.microsoft.com/office/word/2018/wordml/cex" xmlns:w16cid="http://schemas.microsoft.com/office/word/2016/wordml/cid" xmlns:w16="http://schemas.microsoft.com/office/word/2018/wordml" xmlns:w16du="http://schemas.microsoft.com/office/word/2023/wordml/word16du" xmlns:w16sdtdh="http://schemas.microsoft.com/office/word/2020/wordml/sdtdatahash" xmlns:w16sdtfl="http://schemas.microsoft.com/office/word/2024/wordml/sdtformatlock" xmlns:w16se="http://schemas.microsoft.com/office/word/2015/wordml/symex" xmlns:wpg="http://schemas.microsoft.com/office/word/2010/wordprocessingGroup" xmlns:wpi="http://schemas.microsoft.com/office/word/2010/wordprocessingInk" xmlns:wne="http://schemas.microsoft.com/office/word/2006/wordml" xmlns:wps="http://schemas.microsoft.com/office/word/2010/wordprocessingShape" mc:Ignorable="w14 w15 w16se w16cid w16 w16cex w16sdtdh w16sdtfl w16du wp14">
+<w:hdr xmlns:wpc="http://schemas.microsoft.com/office/word/2010/wordprocessingCanvas" xmlns:cx="http://schemas.microsoft.com/office/drawing/2014/chartex" xmlns:cx1="http://schemas.microsoft.com/office/drawing/2015/9/8/chartex" xmlns:cx2="http://schemas.microsoft.com/office/drawing/2015/10/21/chartex" xmlns:cx3="http://schemas.microsoft.com/office/drawing/2016/5/9/chartex" xmlns:cx4="http://schemas.microsoft.com/office/drawing/2016/5/10/chartex" xmlns:cx5="http://schemas.microsoft.com/office/drawing/2016/5/11/chartex" xmlns:cx6="http://schemas.microsoft.com/office/drawing/2016/5/12/chartex" xmlns:cx7="http://schemas.microsoft.com/office/drawing/2016/5/13/chartex" xmlns:cx8="http://schemas.microsoft.com/office/drawing/2016/5/14/chartex" xmlns:mc="http://schemas.openxmlformats.org/markup-compatibility/2006" xmlns:aink="http://schemas.microsoft.com/office/drawing/2016/ink" xmlns:am3d="http://schemas.microsoft.com/office/drawing/2017/model3d" xmlns:o="urn:schemas-microsoft-com:office:office" xmlns:r="http://schemas.openxmlformats.org/officeDocument/2006/relationships" xmlns:m="http://schemas.openxmlformats.org/officeDocument/2006/math" xmlns:v="urn:schemas-microsoft-com:vml" xmlns:wp14="http://schemas.microsoft.com/office/word/2010/wordprocessingDrawing" xmlns:wp="http://schemas.openxmlformats.org/drawingml/2006/wordprocessingDrawing" xmlns:w10="urn:schemas-microsoft-com:office:word" xmlns:w="http://schemas.openxmlformats.org/wordprocessingml/2006/main" xmlns:w14="http://schemas.microsoft.com/office/word/2010/wordml" xmlns:w15="http://schemas.microsoft.com/office/word/2012/wordml" xmlns:w16cex="http://schemas.microsoft.com/office/word/2018/wordml/cex" xmlns:w16cid="http://schemas.microsoft.com/office/word/2016/wordml/cid" xmlns:w16="http://schemas.microsoft.com/office/word/2018/wordml" xmlns:w16sdtdh="http://schemas.microsoft.com/office/word/2020/wordml/sdtdatahash" xmlns:w16se="http://schemas.microsoft.com/office/word/2015/wordml/symex" xmlns:wpg="http://schemas.microsoft.com/office/word/2010/wordprocessingGroup" xmlns:wpi="http://schemas.microsoft.com/office/word/2010/wordprocessingInk" xmlns:wne="http://schemas.microsoft.com/office/word/2006/wordml" xmlns:wps="http://schemas.microsoft.com/office/word/2010/wordprocessingShape" mc:Ignorable="w14 w15 w16se w16cid w16 w16cex w16sdtdh wp14">
   <w:p>
     <w:pPr>
       <w:pBdr>
@@ -11280,7 +11288,7 @@
             </wp:anchor>
           </w:drawing>
         </mc:Choice>
-        <mc:Fallback>
+        <mc:Fallback xmlns:w16sdtfl="http://schemas.microsoft.com/office/word/2024/wordml/sdtformatlock" xmlns:w16du="http://schemas.microsoft.com/office/word/2023/wordml/word16du" xmlns:oel="http://schemas.microsoft.com/office/2019/extlst">
           <w:pict>
             <v:rect w14:anchorId="29C177D3" id="Rectangle 1" o:spid="_x0000_s1026" style="position:absolute;margin-left:-54pt;margin-top:-14.4pt;width:460.5pt;height:112.3pt;z-index:251659264;visibility:visible;mso-wrap-style:square;mso-wrap-distance-left:9pt;mso-wrap-distance-top:3.6pt;mso-wrap-distance-right:9pt;mso-wrap-distance-bottom:3.6pt;mso-position-horizontal:absolute;mso-position-horizontal-relative:text;mso-position-vertical:absolute;mso-position-vertical-relative:text;v-text-anchor:top" o:gfxdata="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" filled="f" stroked="f">
               <v:textbox inset="2.53958mm,1.2694mm,2.53958mm,1.2694mm">
@@ -11330,7 +11338,7 @@
 </file>
 
 <file path=word/numbering.xml><?xml version="1.0" encoding="utf-8"?>
-<w:numbering xmlns:wpc="http://schemas.microsoft.com/office/word/2010/wordprocessingCanvas" xmlns:cx="http://schemas.microsoft.com/office/drawing/2014/chartex" xmlns:cx1="http://schemas.microsoft.com/office/drawing/2015/9/8/chartex" xmlns:cx2="http://schemas.microsoft.com/office/drawing/2015/10/21/chartex" xmlns:cx3="http://schemas.microsoft.com/office/drawing/2016/5/9/chartex" xmlns:cx4="http://schemas.microsoft.com/office/drawing/2016/5/10/chartex" xmlns:cx5="http://schemas.microsoft.com/office/drawing/2016/5/11/chartex" xmlns:cx6="http://schemas.microsoft.com/office/drawing/2016/5/12/chartex" xmlns:cx7="http://schemas.microsoft.com/office/drawing/2016/5/13/chartex" xmlns:cx8="http://schemas.microsoft.com/office/drawing/2016/5/14/chartex" xmlns:mc="http://schemas.openxmlformats.org/markup-compatibility/2006" xmlns:aink="http://schemas.microsoft.com/office/drawing/2016/ink" xmlns:am3d="http://schemas.microsoft.com/office/drawing/2017/model3d" xmlns:o="urn:schemas-microsoft-com:office:office" xmlns:oel="http://schemas.microsoft.com/office/2019/extlst" xmlns:r="http://schemas.openxmlformats.org/officeDocument/2006/relationships" xmlns:m="http://schemas.openxmlformats.org/officeDocument/2006/math" xmlns:v="urn:schemas-microsoft-com:vml" xmlns:wp14="http://schemas.microsoft.com/office/word/2010/wordprocessingDrawing" xmlns:wp="http://schemas.openxmlformats.org/drawingml/2006/wordprocessingDrawing" xmlns:w10="urn:schemas-microsoft-com:office:word" xmlns:w="http://schemas.openxmlformats.org/wordprocessingml/2006/main" xmlns:w14="http://schemas.microsoft.com/office/word/2010/wordml" xmlns:w15="http://schemas.microsoft.com/office/word/2012/wordml" xmlns:w16cex="http://schemas.microsoft.com/office/word/2018/wordml/cex" xmlns:w16cid="http://schemas.microsoft.com/office/word/2016/wordml/cid" xmlns:w16="http://schemas.microsoft.com/office/word/2018/wordml" xmlns:w16du="http://schemas.microsoft.com/office/word/2023/wordml/word16du" xmlns:w16sdtdh="http://schemas.microsoft.com/office/word/2020/wordml/sdtdatahash" xmlns:w16sdtfl="http://schemas.microsoft.com/office/word/2024/wordml/sdtformatlock" xmlns:w16se="http://schemas.microsoft.com/office/word/2015/wordml/symex" xmlns:wpg="http://schemas.microsoft.com/office/word/2010/wordprocessingGroup" xmlns:wpi="http://schemas.microsoft.com/office/word/2010/wordprocessingInk" xmlns:wne="http://schemas.microsoft.com/office/word/2006/wordml" xmlns:wps="http://schemas.microsoft.com/office/word/2010/wordprocessingShape" mc:Ignorable="w14 w15 w16se w16cid w16 w16cex w16sdtdh w16sdtfl w16du wp14">
+<w:numbering xmlns:wpc="http://schemas.microsoft.com/office/word/2010/wordprocessingCanvas" xmlns:cx="http://schemas.microsoft.com/office/drawing/2014/chartex" xmlns:cx1="http://schemas.microsoft.com/office/drawing/2015/9/8/chartex" xmlns:cx2="http://schemas.microsoft.com/office/drawing/2015/10/21/chartex" xmlns:cx3="http://schemas.microsoft.com/office/drawing/2016/5/9/chartex" xmlns:cx4="http://schemas.microsoft.com/office/drawing/2016/5/10/chartex" xmlns:cx5="http://schemas.microsoft.com/office/drawing/2016/5/11/chartex" xmlns:cx6="http://schemas.microsoft.com/office/drawing/2016/5/12/chartex" xmlns:cx7="http://schemas.microsoft.com/office/drawing/2016/5/13/chartex" xmlns:cx8="http://schemas.microsoft.com/office/drawing/2016/5/14/chartex" xmlns:mc="http://schemas.openxmlformats.org/markup-compatibility/2006" xmlns:aink="http://schemas.microsoft.com/office/drawing/2016/ink" xmlns:am3d="http://schemas.microsoft.com/office/drawing/2017/model3d" xmlns:o="urn:schemas-microsoft-com:office:office" xmlns:r="http://schemas.openxmlformats.org/officeDocument/2006/relationships" xmlns:m="http://schemas.openxmlformats.org/officeDocument/2006/math" xmlns:v="urn:schemas-microsoft-com:vml" xmlns:wp14="http://schemas.microsoft.com/office/word/2010/wordprocessingDrawing" xmlns:wp="http://schemas.openxmlformats.org/drawingml/2006/wordprocessingDrawing" xmlns:w10="urn:schemas-microsoft-com:office:word" xmlns:w="http://schemas.openxmlformats.org/wordprocessingml/2006/main" xmlns:w14="http://schemas.microsoft.com/office/word/2010/wordml" xmlns:w15="http://schemas.microsoft.com/office/word/2012/wordml" xmlns:w16cex="http://schemas.microsoft.com/office/word/2018/wordml/cex" xmlns:w16cid="http://schemas.microsoft.com/office/word/2016/wordml/cid" xmlns:w16="http://schemas.microsoft.com/office/word/2018/wordml" xmlns:w16sdtdh="http://schemas.microsoft.com/office/word/2020/wordml/sdtdatahash" xmlns:w16se="http://schemas.microsoft.com/office/word/2015/wordml/symex" xmlns:wpg="http://schemas.microsoft.com/office/word/2010/wordprocessingGroup" xmlns:wpi="http://schemas.microsoft.com/office/word/2010/wordprocessingInk" xmlns:wne="http://schemas.microsoft.com/office/word/2006/wordml" xmlns:wps="http://schemas.microsoft.com/office/word/2010/wordprocessingShape" mc:Ignorable="w14 w15 w16se w16cid w16 w16cex w16sdtdh wp14">
   <w:abstractNum w:abstractNumId="0" w15:restartNumberingAfterBreak="0">
     <w:nsid w:val="047D4F38"/>
     <w:multiLevelType w:val="multilevel"/>
@@ -11444,14 +11452,14 @@
       </w:rPr>
     </w:lvl>
   </w:abstractNum>
-  <w:num w:numId="1" w16cid:durableId="1401439845">
+  <w:num w:numId="1">
     <w:abstractNumId w:val="0"/>
   </w:num>
 </w:numbering>
 </file>
 
 <file path=word/styles.xml><?xml version="1.0" encoding="utf-8"?>
-<w:styles xmlns:mc="http://schemas.openxmlformats.org/markup-compatibility/2006" xmlns:r="http://schemas.openxmlformats.org/officeDocument/2006/relationships" xmlns:w="http://schemas.openxmlformats.org/wordprocessingml/2006/main" xmlns:w14="http://schemas.microsoft.com/office/word/2010/wordml" xmlns:w15="http://schemas.microsoft.com/office/word/2012/wordml" xmlns:w16cex="http://schemas.microsoft.com/office/word/2018/wordml/cex" xmlns:w16cid="http://schemas.microsoft.com/office/word/2016/wordml/cid" xmlns:w16="http://schemas.microsoft.com/office/word/2018/wordml" xmlns:w16du="http://schemas.microsoft.com/office/word/2023/wordml/word16du" xmlns:w16sdtdh="http://schemas.microsoft.com/office/word/2020/wordml/sdtdatahash" xmlns:w16sdtfl="http://schemas.microsoft.com/office/word/2024/wordml/sdtformatlock" xmlns:w16se="http://schemas.microsoft.com/office/word/2015/wordml/symex" mc:Ignorable="w14 w15 w16se w16cid w16 w16cex w16sdtdh w16sdtfl w16du">
+<w:styles xmlns:mc="http://schemas.openxmlformats.org/markup-compatibility/2006" xmlns:r="http://schemas.openxmlformats.org/officeDocument/2006/relationships" xmlns:w="http://schemas.openxmlformats.org/wordprocessingml/2006/main" xmlns:w14="http://schemas.microsoft.com/office/word/2010/wordml" xmlns:w15="http://schemas.microsoft.com/office/word/2012/wordml" xmlns:w16cex="http://schemas.microsoft.com/office/word/2018/wordml/cex" xmlns:w16cid="http://schemas.microsoft.com/office/word/2016/wordml/cid" xmlns:w16="http://schemas.microsoft.com/office/word/2018/wordml" xmlns:w16sdtdh="http://schemas.microsoft.com/office/word/2020/wordml/sdtdatahash" xmlns:w16se="http://schemas.microsoft.com/office/word/2015/wordml/symex" mc:Ignorable="w14 w15 w16se w16cid w16 w16cex w16sdtdh">
   <w:docDefaults>
     <w:rPrDefault>
       <w:rPr>
@@ -11850,7 +11858,7 @@
     <w:qFormat/>
     <w:rsid w:val="0044239B"/>
   </w:style>
-  <w:style w:type="paragraph" w:styleId="Heading1">
+  <w:style w:type="paragraph" w:styleId="Ttulo1">
     <w:name w:val="heading 1"/>
     <w:basedOn w:val="Normal"/>
     <w:next w:val="Normal"/>
@@ -11867,7 +11875,7 @@
       <w:szCs w:val="40"/>
     </w:rPr>
   </w:style>
-  <w:style w:type="paragraph" w:styleId="Heading2">
+  <w:style w:type="paragraph" w:styleId="Ttulo2">
     <w:name w:val="heading 2"/>
     <w:basedOn w:val="Normal"/>
     <w:next w:val="Normal"/>
@@ -11886,7 +11894,7 @@
       <w:szCs w:val="32"/>
     </w:rPr>
   </w:style>
-  <w:style w:type="paragraph" w:styleId="Heading3">
+  <w:style w:type="paragraph" w:styleId="Ttulo3">
     <w:name w:val="heading 3"/>
     <w:basedOn w:val="Normal"/>
     <w:next w:val="Normal"/>
@@ -11906,7 +11914,7 @@
       <w:szCs w:val="28"/>
     </w:rPr>
   </w:style>
-  <w:style w:type="paragraph" w:styleId="Heading4">
+  <w:style w:type="paragraph" w:styleId="Ttulo4">
     <w:name w:val="heading 4"/>
     <w:basedOn w:val="Normal"/>
     <w:next w:val="Normal"/>
@@ -11926,7 +11934,7 @@
       <w:szCs w:val="24"/>
     </w:rPr>
   </w:style>
-  <w:style w:type="paragraph" w:styleId="Heading5">
+  <w:style w:type="paragraph" w:styleId="Ttulo5">
     <w:name w:val="heading 5"/>
     <w:basedOn w:val="Normal"/>
     <w:next w:val="Normal"/>
@@ -11944,7 +11952,7 @@
       <w:color w:val="666666"/>
     </w:rPr>
   </w:style>
-  <w:style w:type="paragraph" w:styleId="Heading6">
+  <w:style w:type="paragraph" w:styleId="Ttulo6">
     <w:name w:val="heading 6"/>
     <w:basedOn w:val="Normal"/>
     <w:next w:val="Normal"/>
@@ -11963,13 +11971,13 @@
       <w:color w:val="666666"/>
     </w:rPr>
   </w:style>
-  <w:style w:type="character" w:default="1" w:styleId="DefaultParagraphFont">
+  <w:style w:type="character" w:default="1" w:styleId="Fuentedeprrafopredeter">
     <w:name w:val="Default Paragraph Font"/>
     <w:uiPriority w:val="1"/>
     <w:semiHidden/>
     <w:unhideWhenUsed/>
   </w:style>
-  <w:style w:type="table" w:default="1" w:styleId="TableNormal">
+  <w:style w:type="table" w:default="1" w:styleId="Tablanormal">
     <w:name w:val="Normal Table"/>
     <w:uiPriority w:val="99"/>
     <w:semiHidden/>
@@ -11984,13 +11992,13 @@
       </w:tblCellMar>
     </w:tblPr>
   </w:style>
-  <w:style w:type="numbering" w:default="1" w:styleId="NoList">
+  <w:style w:type="numbering" w:default="1" w:styleId="Sinlista">
     <w:name w:val="No List"/>
     <w:uiPriority w:val="99"/>
     <w:semiHidden/>
     <w:unhideWhenUsed/>
   </w:style>
-  <w:style w:type="paragraph" w:styleId="Title">
+  <w:style w:type="paragraph" w:styleId="Ttulo">
     <w:name w:val="Title"/>
     <w:basedOn w:val="Normal"/>
     <w:next w:val="Normal"/>
@@ -12006,7 +12014,7 @@
       <w:szCs w:val="52"/>
     </w:rPr>
   </w:style>
-  <w:style w:type="paragraph" w:styleId="Subtitle">
+  <w:style w:type="paragraph" w:styleId="Subttulo">
     <w:name w:val="Subtitle"/>
     <w:basedOn w:val="Normal"/>
     <w:next w:val="Normal"/>
@@ -12024,7 +12032,7 @@
     </w:rPr>
   </w:style>
   <w:style w:type="table" w:customStyle="1" w:styleId="a">
-    <w:basedOn w:val="TableNormal"/>
+    <w:basedOn w:val="Tablanormal"/>
     <w:pPr>
       <w:spacing w:line="240" w:lineRule="auto"/>
     </w:pPr>
@@ -12081,7 +12089,7 @@
     </w:tblStylePr>
   </w:style>
   <w:style w:type="table" w:customStyle="1" w:styleId="a0">
-    <w:basedOn w:val="TableNormal"/>
+    <w:basedOn w:val="Tablanormal"/>
     <w:tblPr>
       <w:tblStyleRowBandSize w:val="1"/>
       <w:tblStyleColBandSize w:val="1"/>
@@ -12093,9 +12101,9 @@
       </w:tblCellMar>
     </w:tblPr>
   </w:style>
-  <w:style w:type="character" w:styleId="Strong">
+  <w:style w:type="character" w:styleId="Textoennegrita">
     <w:name w:val="Strong"/>
-    <w:basedOn w:val="DefaultParagraphFont"/>
+    <w:basedOn w:val="Fuentedeprrafopredeter"/>
     <w:uiPriority w:val="22"/>
     <w:qFormat/>
     <w:rsid w:val="007C0131"/>
@@ -12428,6 +12436,26 @@
 </file>
 
 <file path=customXml/item1.xml><?xml version="1.0" encoding="utf-8"?>
+<p:properties xmlns:p="http://schemas.microsoft.com/office/2006/metadata/properties" xmlns:xsi="http://www.w3.org/2001/XMLSchema-instance" xmlns:pc="http://schemas.microsoft.com/office/infopath/2007/PartnerControls">
+  <documentManagement>
+    <TaxCatchAll xmlns="13c90a0b-73bc-4dc0-be5f-28d77b615beb" xsi:nil="true"/>
+    <lcf76f155ced4ddcb4097134ff3c332f xmlns="13c93bba-48ce-428c-bfe5-88b42c19b028">
+      <Terms xmlns="http://schemas.microsoft.com/office/infopath/2007/PartnerControls"/>
+    </lcf76f155ced4ddcb4097134ff3c332f>
+  </documentManagement>
+</p:properties>
+</file>
+
+<file path=customXml/item2.xml><?xml version="1.0" encoding="utf-8"?>
+<?mso-contentType ?>
+<FormTemplates xmlns="http://schemas.microsoft.com/sharepoint/v3/contenttype/forms">
+  <Display>DocumentLibraryForm</Display>
+  <Edit>DocumentLibraryForm</Edit>
+  <New>DocumentLibraryForm</New>
+</FormTemplates>
+</file>
+
+<file path=customXml/item3.xml><?xml version="1.0" encoding="utf-8"?>
 <ct:contentTypeSchema xmlns:ct="http://schemas.microsoft.com/office/2006/metadata/contentType" xmlns:ma="http://schemas.microsoft.com/office/2006/metadata/properties/metaAttributes" ct:_="" ma:_="" ma:contentTypeName="Documento" ma:contentTypeID="0x0101006A81D6BD42E8DF4C91013959704817E1" ma:contentTypeVersion="15" ma:contentTypeDescription="Crear nuevo documento." ma:contentTypeScope="" ma:versionID="bf4f72ffd194f0963ff564daca6869f7">
   <xsd:schema xmlns:xsd="http://www.w3.org/2001/XMLSchema" xmlns:xs="http://www.w3.org/2001/XMLSchema" xmlns:p="http://schemas.microsoft.com/office/2006/metadata/properties" xmlns:ns2="13c90a0b-73bc-4dc0-be5f-28d77b615beb" xmlns:ns3="13c93bba-48ce-428c-bfe5-88b42c19b028" targetNamespace="http://schemas.microsoft.com/office/2006/metadata/properties" ma:root="true" ma:fieldsID="8718d6f4873a5b1392a45044efa78385" ns2:_="" ns3:_="">
     <xsd:import namespace="13c90a0b-73bc-4dc0-be5f-28d77b615beb"/>
@@ -12662,27 +12690,26 @@
 </ct:contentTypeSchema>
 </file>
 
-<file path=customXml/item2.xml><?xml version="1.0" encoding="utf-8"?>
-<?mso-contentType ?>
-<FormTemplates xmlns="http://schemas.microsoft.com/sharepoint/v3/contenttype/forms">
-  <Display>DocumentLibraryForm</Display>
-  <Edit>DocumentLibraryForm</Edit>
-  <New>DocumentLibraryForm</New>
-</FormTemplates>
+<file path=customXml/itemProps1.xml><?xml version="1.0" encoding="utf-8"?>
+<ds:datastoreItem xmlns:ds="http://schemas.openxmlformats.org/officeDocument/2006/customXml" ds:itemID="{DDBB323B-B775-45CF-8886-0F107D578918}">
+  <ds:schemaRefs>
+    <ds:schemaRef ds:uri="http://schemas.microsoft.com/office/2006/metadata/properties"/>
+    <ds:schemaRef ds:uri="http://schemas.microsoft.com/office/infopath/2007/PartnerControls"/>
+    <ds:schemaRef ds:uri="13c90a0b-73bc-4dc0-be5f-28d77b615beb"/>
+    <ds:schemaRef ds:uri="13c93bba-48ce-428c-bfe5-88b42c19b028"/>
+  </ds:schemaRefs>
+</ds:datastoreItem>
 </file>
 
-<file path=customXml/item3.xml><?xml version="1.0" encoding="utf-8"?>
-<p:properties xmlns:p="http://schemas.microsoft.com/office/2006/metadata/properties" xmlns:xsi="http://www.w3.org/2001/XMLSchema-instance" xmlns:pc="http://schemas.microsoft.com/office/infopath/2007/PartnerControls">
-  <documentManagement>
-    <TaxCatchAll xmlns="13c90a0b-73bc-4dc0-be5f-28d77b615beb" xsi:nil="true"/>
-    <lcf76f155ced4ddcb4097134ff3c332f xmlns="13c93bba-48ce-428c-bfe5-88b42c19b028">
-      <Terms xmlns="http://schemas.microsoft.com/office/infopath/2007/PartnerControls"/>
-    </lcf76f155ced4ddcb4097134ff3c332f>
-  </documentManagement>
-</p:properties>
+<file path=customXml/itemProps2.xml><?xml version="1.0" encoding="utf-8"?>
+<ds:datastoreItem xmlns:ds="http://schemas.openxmlformats.org/officeDocument/2006/customXml" ds:itemID="{8D6148C9-7AAB-4910-8260-25A9817EC0D2}">
+  <ds:schemaRefs>
+    <ds:schemaRef ds:uri="http://schemas.microsoft.com/sharepoint/v3/contenttype/forms"/>
+  </ds:schemaRefs>
+</ds:datastoreItem>
 </file>
 
-<file path=customXml/itemProps1.xml><?xml version="1.0" encoding="utf-8"?>
+<file path=customXml/itemProps3.xml><?xml version="1.0" encoding="utf-8"?>
 <ds:datastoreItem xmlns:ds="http://schemas.openxmlformats.org/officeDocument/2006/customXml" ds:itemID="{9B0E07DF-E765-4ADB-A180-C69C84C03758}">
   <ds:schemaRefs>
     <ds:schemaRef ds:uri="http://schemas.microsoft.com/office/2006/metadata/contentType"/>
@@ -12699,23 +12726,4 @@
     <ds:schemaRef ds:uri="http://schemas.microsoft.com/internal/obd"/>
   </ds:schemaRefs>
 </ds:datastoreItem>
-</file>
-
-<file path=customXml/itemProps2.xml><?xml version="1.0" encoding="utf-8"?>
-<ds:datastoreItem xmlns:ds="http://schemas.openxmlformats.org/officeDocument/2006/customXml" ds:itemID="{8D6148C9-7AAB-4910-8260-25A9817EC0D2}">
-  <ds:schemaRefs>
-    <ds:schemaRef ds:uri="http://schemas.microsoft.com/sharepoint/v3/contenttype/forms"/>
-  </ds:schemaRefs>
-</ds:datastoreItem>
-</file>
-
-<file path=customXml/itemProps3.xml><?xml version="1.0" encoding="utf-8"?>
-<ds:datastoreItem xmlns:ds="http://schemas.openxmlformats.org/officeDocument/2006/customXml" ds:itemID="{DDBB323B-B775-45CF-8886-0F107D578918}">
-  <ds:schemaRefs>
-    <ds:schemaRef ds:uri="http://schemas.microsoft.com/office/2006/metadata/properties"/>
-    <ds:schemaRef ds:uri="http://schemas.microsoft.com/office/infopath/2007/PartnerControls"/>
-    <ds:schemaRef ds:uri="13c90a0b-73bc-4dc0-be5f-28d77b615beb"/>
-    <ds:schemaRef ds:uri="13c93bba-48ce-428c-bfe5-88b42c19b028"/>
-  </ds:schemaRefs>
-</ds:datastoreItem>
 </file>